--- a/example_articles/states/Colorado/1.states_Colorado_New_York_Times.docx
+++ b/example_articles/states/Colorado/1.states_Colorado_New_York_Times.docx
@@ -29,17 +29,17 @@
     </w:p>
     <w:p>
       <w:r>
-        <w:t>Source File: NYT/51.DOCX</w:t>
+        <w:t>Source file: NYT/51.DOCX</w:t>
       </w:r>
     </w:p>
     <w:p>
       <w:r>
-        <w:t>Raw locations result: ['Colorado']</w:t>
+        <w:t>Raw locations result, 'locations': ['Colorado']</w:t>
       </w:r>
     </w:p>
     <w:p>
       <w:r>
-        <w:t>states_stand_flat (Standardized): Colorado</w:t>
+        <w:t>Standardized locations result, 'states_stand_flat': Colorado</w:t>
       </w:r>
     </w:p>
     <w:p>

--- a/example_articles/states/Colorado/1.states_Colorado_New_York_Times.docx
+++ b/example_articles/states/Colorado/1.states_Colorado_New_York_Times.docx
@@ -7,9 +7,7 @@
         <w:pStyle w:val="Heading1"/>
       </w:pPr>
       <w:r>
-        <w:t>ART / ARCHITECTURE;</w:t>
-        <w:br/>
-        <w:t>Where Riots Raged, a Neighborhood Emerges</w:t>
+        <w:t>Golf Is Carving a Place in Colorado's Ski Country</w:t>
       </w:r>
     </w:p>
     <w:p>
@@ -19,17 +17,17 @@
     </w:p>
     <w:p>
       <w:r>
-        <w:t>Date: 1999-07-04</w:t>
+        <w:t>Date: 1997-10-12</w:t>
       </w:r>
     </w:p>
     <w:p>
       <w:r>
-        <w:t>Section: Section 2; ; Section 2; Page 26; Column 1; Arts and Leisure Desk ; Column 1;</w:t>
+        <w:t>Section: Section 1;; Section 1; Page 16; Column 1; National Desk; Column 1;</w:t>
       </w:r>
     </w:p>
     <w:p>
       <w:r>
-        <w:t>Source file: NYT/51.DOCX</w:t>
+        <w:t>Source file: NYT/46.DOCX</w:t>
       </w:r>
     </w:p>
     <w:p>
@@ -51,56 +49,63 @@
     </w:p>
     <w:p>
       <w:r>
-        <w:t>SEVEN years after the Los Angeles riots shook Southern California and the world, the words "South-Central" still evoke the open wounds of urban decay and social dislocation. But here on a wide swath of once-grand Vermont Avenue at 81st Street, seedlings of renewal are taking root this summer.</w:t>
+        <w:t>With a perfect swing, Jack Nicklaus recently sent a golf ball arcing through the thin mountain air, past a sylvan backdrop of golden aspen leaves, a languid trout stream and the granite mass of Mount Sipris.</w:t>
         <w:br/>
-        <w:t>Against all odds, 36 mustard-colored, stucco town houses -- half of them built above storefronts facing the street and the rest around an interior court -- are filling up with first-time homeowners, most of them single mothers. In the process, Vermont Village Plaza is testing anew the possibilities of the New Urbanism of its award-winning architect, Daniel Solomon.</w:t>
+        <w:t>"When I first came up here, in 1975, there was basically one public golf course in the Vail valley and another in this valley," said Mr. Nicklaus, the golf professional and golf-course architect, after inaugurating Aspen Glen, a course in the Aspen valley. "Now I have two in each valley."</w:t>
         <w:br/>
-        <w:t>Mr. Solomon, a 30-year veteran of the architecture faculty at the University of California at Berkeley, has been a charter member of the New Urbanism, a school of architects, planners and theorists that has sought to rebuild, or replicate, the kind of pedestrian-oriented streetscapes and manageable-size neighborhoods that prevailed in American cities before World War II. The group has deplored the abandonment of traditional city cores and the rise of suburban sprawl, with its malls, office parks and isolated tract housing.</w:t>
+        <w:t>In Colorado's high country, golf is experiencing in the 1990's the kind of explosive growth that skiing had in the 1960's. Though no new ski areas have opened in Colorado since 1982, the number of golf courses in the Vail and Aspen valleys has quadrupled, to 20 from 5. Along Aspen's 42-mile-long river valley, golf courses are opening at the rate of one a year.</w:t>
         <w:br/>
-        <w:t>From his San Francisco-based firm, Solomon Inc., Mr. Solomon has designed projects ranging from re-interpreted San Francisco row houses to the Congregation Beth Israel Memorial Garden, a funerary chapel in Houston, and has done "a lot of urban infill in rough and dangerous places," as he put it in a recent inteview. The South-Central site posed special challenges, not nearly all of them architectural, but after more than five years, Mr. Solomon's vision of a low-rise 1930's-style stretch of shops and apartments has at last taken shape.</w:t>
+        <w:t>Critics say this march of the golf courses is accentuating class divisions. As real estate prices soar, workers face longer and longer commutes to jobs in the gold-plated resort towns. In addition, most of the new courses are private, doing little to lure vacationers who could help the ski-town hotels fill rooms in the summer and fall.</w:t>
         <w:br/>
-        <w:t>Where a weed-strewn, vacant lot once sat like a scar, a graceful three-story facade of pilasters and balconies now marches along the street front, broken by palm trees. Remote-controlled security gates protect interior courtyards and two-car garages. Each two- or three-bedroom unit has skylights and ample open space, creating a remarkably uncrowded feeling on the compact, 1.75-acre site. There is even an on-site automatic teller machine.</w:t>
+        <w:t>But with private golf clubs charging initiation fees of up to $100,000 and greens fees as high as $195 a round, the demand for memberships has led developers to plan a total of 10 more private courses in both valleys in the next decade.</w:t>
         <w:br/>
-        <w:t>"We built it for $77 a square foot, and it doesn't look like that, I don't think," Mr. Solomon said of the project.</w:t>
+        <w:t>Only 2 of Vail valley's 11 courses are open to the public. The rest are private centerpieces of luxury second-home developments like Aspen Glen, a former 964-acre cattle ranch where empty quarter-acre lots on the Roaring Fork River sell for $575,000.</w:t>
         <w:br/>
-        <w:t>The two-tone facade in soft yellows is accented at periodic archways with inset black and white tile, with vertical red stripes painted in crevices. Windows stretch seamlessly up the second and third stories, and inside the units they run ceiling-high to capture as much daylight as possible. The effect is a sleeker, stripped down version of a mixed-use Art Deco apartment complex whose contours would have made Raymond Chandler feel at home 60 years ago.</w:t>
+        <w:t>"There are days when we will turn away more golfers than we will take in," said Ken Everett, director of the Snowmass Lodge and Club, a public course near here.</w:t>
         <w:br/>
-        <w:t>"The idea was to create an environment that accommodates cars, private open space, light from two directions, making them have the amenity and security of private houses, but at considerably higher density," said Mr. Solomon. "The basic physical idea is that housing can sustain a little bit of scattered retail and services, when there is not that mass of parking that would support large retail outlets."</w:t>
+        <w:t>In addition to trying to balance summer-winter resort economies, the mountain golfing boom has been attributed to the aging of baby boomers, the longer golfing seasons in the mountains and the fact that golf balls travel about 12 percent farther at 6,000 feet than at sea level.</w:t>
         <w:br/>
-        <w:t>But even reaching consensus on that concept took time and hard work. The $8 million project is a direct outgrowth of the 1992 riots and of the decades of commercial abandonment of the Vermont corridor that preceded and helped prompt them. After the violence, local banks and financial institutions came under severe criticism for their reluctance to invest in the area and one of them, First Interstate Bank, sponsored a design contest for a residential-commercial development, with perhaps 130 low-income apartments.</w:t>
+        <w:t>In the old days, the 1970's, golfing seasons ran from Memorial Day to early October, and the courses were mostly at the bases of ski areas like Aspen, Copper, Keystone and Vail.</w:t>
         <w:br/>
-        <w:t>"The riots were the immediate focus, and the media hook for this," Mr. Solomon said. "But the real underlying urban decay is not the riots. It's the abandonment of the commercial corridors of the city, which was the motivation for new mixed commercial space here."</w:t>
+        <w:t>But the new courses are being built in the "banana belts" -- the valley areas that are often 1,500 feet lower than the ski towns. The dream of Colorado's amateur athletes -- ski in the morning, golf in the afternoon -- is now a springtime reality in the Rockies.</w:t>
         <w:br/>
-        <w:t>The idea was to use the vacant Art Deco husk of the former Hattem's Store, a 1931 supermarket and shopping arcade that later became the administrative building of Pepperdine University, as an anchor to draw commercial storefronts and stable housing back to the area. Vermont Avenue is one of the city's longest streets, stretching from the port at San Pedro north to the Hollywood Hills. But beginning 40 years ago, as white residents fled to the suburbs and were replaced by working class blacks, retail businesses began abandoning the strip, leaving the neighborhood lacking services from dry cleaners to shoe repair. The situation was exacerbated by the burning and looting -- and eventually the permanent closing -- of scores of stores in the riots.</w:t>
+        <w:t>"We are almost 100 days longer in terms of golfable days than they are at the Vail golf courses," said Fred Kummer, who is planning a development with 36 holes of golf about 40 minutes west of Vail. "The lower we get in elevation, the longer the seasons we can have."</w:t>
         <w:br/>
-        <w:t>But First Interstate's proposed remedy immediately ran into intense opposition from black middle-class homeowners in Vermont Knolls, a stable neighborhood of tidy yards and well-tended single-family homes immediately to the west, who feared the project would draw undesirable tenants from the much poorer, largely Hispanic area that stretches in squalor from the east side of Vermont Avenue.</w:t>
+        <w:t>The experience of Mr. Kummer, the owner of Colorado's largest hotel, the Adam's Mark of Denver, is an example of Colorado's gradual shift in resort development to golf from skiing.</w:t>
         <w:br/>
-        <w:t>In 1994, Mr. Solomon's firm won the commission from a field of more than 60 contenders, in partnership with Caleb Development, a company owned by Rodney Shepard, an enterprising developer of single-family homes in nearby Watts whose first career, in the aerospace industry, was all but undone by cocaine addiction in the early 1980's. His life in tatters, Mr. Shepard, whose father was a carpenter and whose mother owned apartments in Watts, fell back on the business he knew: he began rehabilitating and, eventually, building single-family homes for sale there, in the process earning a "1-A" rating from Dun &amp; Bradstreet and expanding his sights.</w:t>
+        <w:t>Almost 30 years ago, he started petitioning the Forest Service for a permit to build a ski area on Federal land adjoining 5,000 acres he owned. Although the permit was issued in 1981, wrangling with environmentalists and having to get more government approvals delayed the project until Mr. Kummer finally gave up last May.</w:t>
         <w:br/>
-        <w:t>Mr. Solomon and Mr. Shepard sought to address neighborhood concerns by shrinking the project from 100 units to 60, to 40 and finally to 36 homes, with room for about a dozen retail outlets and more in the former Hattem's building.</w:t>
+        <w:t>Now, building only on his own land, Mr. Kummer said he hoped to start construction in a year on a development with three golf courses, a 125-room hotel and 1,270 houses.</w:t>
         <w:br/>
-        <w:t>"We all thought this was one time when not-in-my-backyard resistance to low-income housing was justified and agreed that it should be subsidized market-rate instead," Mr. Solomon said.</w:t>
+        <w:t>"The difference is that the golf courses are all built on private land," Mr. Kummer said of the boom in the number of courses. In Colorado, almost all ski areas are built on Forest Service land. Though no new ski areas have opened in Colorado in the last 15 years, the acreage of ski slopes increased by 43 percent and the number of days spent skiing in the state increased by 56 percent.</w:t>
         <w:br/>
-        <w:t>First Interstate, which was bought by Wells Fargo during the project, contributed $3 million of the initial construction cost and the City Council overrode Mayor Richard J. Riordan's veto to kick in the remaining $5 million. Units were priced from $89,000 to $118,000, and all but one have sold, half of them to members of the nearby Crenshaw Christian Center, a giant nondemoninational church complex on what had been the Pepperdine campus before the school moved to Malibu. But the project proved unable to draw enough market-rate buyers, and 21 of the purchasers received heavy subsidies in the form of second-mortgages backed by the city that allowed downpayments as low as 3 percent.</w:t>
+        <w:t>Colorado's rush to the greens can be seen in Carbondale, once a gritty coal miner's town, 30 miles from Aspen.</w:t>
         <w:br/>
-        <w:t>ONE of those who qualified was Sharon Johnson, a single mother of two and a customer relations manager for Viking Office Products who had lived in the south Los Angeles suburb of Gardena and drove past the project on her way to an event at the nearby Sports Arena. She now has a spanking new three-bedroom unit, and her 10-year old daughter even has her own bathroom.</w:t>
+        <w:t>"In two months, we sold 36 lots, with only 10 left to go," said David A. Burden, president of The Melrose Company/West, the developer of Aspen Glen. When completed, the community will hold 630 luxury homes.</w:t>
         <w:br/>
-        <w:t>"This is my dream home," she said recently as she stood surrounded by moving boxes and mattresses in a house whose nine-foot ceilings make it seem larger than the roughly 1,600 square feet it is.</w:t>
+        <w:t>Charles L. Cunniffe, the lead architect for houses in Aspen Glen, said of the buyers: "They are coming from everywhere. England, Belgium, across the United States."</w:t>
         <w:br/>
-        <w:t>Both Mr. Solomon and Mr. Shepard sigh at the long trail of complexities involved in getting the project built and laugh ruefully at the occasional cultural divide between the black inner-city developer and the white academic architect. When a visitor remarked on the flowering vines growing up galvanized chains in the inner courtyard, Mr. Shepard just shook his head.</w:t>
+        <w:t>As a reflection of how the Colorado Rockies are now part of the world economy, the initiation fees charged by some private golf clubs are more than double the fees charged by the Denver Country Club, the most exclusive golf club in the state's largest city.</w:t>
         <w:br/>
-        <w:t>"Don't even go there," Mr. Shepard said. "I said to Dan, 'Do you know what chains mean to a black man?' And he said, 'Look at it this way: you broke your chains and hung them on the wall.' "</w:t>
+        <w:t>"The market is there," said Richard A. Kirk, president of the Denver Country Club. "They can charge that amount." A weekend resident of Carbondale, Mr. Kirk owns a lot at Aspen Glen.</w:t>
         <w:br/>
-        <w:t>At the moment, Mr. Shepard's biggest concern is leasing out the storefronts (tenants could range from a bakery to a private post office like Mail Boxes Etc.) and winning City Council approval for money to finance commercial-tenant improvements, plant trees on the median lining the street and rehabilitate the 26,000 square feet of commercial space in the former Hattem's Store. It now sits empty on the corner of the site, its distinctive faceted tower looming like those of the vintage movie palaces that still dot Los Angeles, its sea-foam paint peeling and at odds with the new project meant to echo it.</w:t>
+        <w:t>But the exclusivity bothers some Coloradans.</w:t>
         <w:br/>
-        <w:t>"It's a shame, because you've got these beautiful town houses and then you've got this big eyesore," Mr. Shepard said.</w:t>
+        <w:t>"The average family does not have access, so we only mention golf in passing in our summer marketing," said M. Ross Boyle, chairman of the Vail Valley Marketing Board, a regional promotional group.</w:t>
         <w:br/>
-        <w:t>Indeed, the challenge is just beginning. Solomon Inc.'s official description of the project starts with these sobering words: "Isolated development initiatives and autonomous architectural works will not begin to redress the problems of South-Central Los Angeles. South-Central is confronted with the task of rebuilding whole streets and linking separated enclaves into a larger community."</w:t>
+        <w:t>More public golf courses should be the next step in the Rockies, argued Warren Simmons, executive director of the Colorado Golf Association, a private group that represents state golfers and golf courses.</w:t>
         <w:br/>
-        <w:t>But in the interview, Mr. Solomon said: "The lesson is that the housing demand is there in these neighborhoods, if the housing is priced right and designed properly for security and space, and quite high density housing can thrive on those corridors. It's easier to make the housing part of it work than the commercial part, but the commercial part is terribly important."</w:t>
+        <w:t>"We don't necessarily need to build these heroic monuments to the golf architects," Mr. Simmons said. "They probably have pretty well tapped the existing high rollers. Affordable golf in the mountains need not be an oxymoron."</w:t>
         <w:br/>
+        <w:t>Another line of criticism comes from residents who say that the hundreds of millions of dollars being funneled into gated golf-course developments are widening income disparities.</w:t>
         <w:br/>
-        <w:t>http://www.nytimes.com</w:t>
+        <w:t>In Carbondale, once considered a working-class satellite of Aspen, the average price of a single-family home has jumped to $220,000 from $90,000 in a decade. When Aspen Glen and a second golf community here, Roaring Fork, are completed, they will add about 1,250 houses with an average price of nearly $1 million to this town of 3,500 people. In addition, the communities will contain about 65 houses for lower- and middle-income families.</w:t>
+        <w:br/>
+        <w:t>"Wages are not keeping up with living costs," said Mike Chamness, a Carbondale bartender and artist who is also chairman of the Green Party of Colorado. "What we need around here is more employee housing, more affordable housing in general."</w:t>
+        <w:br/>
+        <w:t>But as developers scout nearby mesas for more golf courses, they seem confident that the nation's demographics are on their side. Members of the baby boom, a generation of unprecedented affluence, are moving through middle age.</w:t>
+        <w:br/>
+        <w:t>Still spry after 18 holes of golf at 6,200 feet, Mr. Nicklaus, 57, expressed his generation's growing wariness of skiing: "I can't afford to be laid up for six months. I don't want to break bones."</w:t>
         <w:br/>
         <w:br/>
         <w:t>Graphic</w:t>
@@ -108,7 +113,7 @@
         <w:br/>
         <w:t xml:space="preserve"> </w:t>
         <w:br/>
-        <w:t>Photos: Vermont Village Plaza, a new development of 36 stucco town houses in South-Central, Los Angeles; at right, a 1994 photograph shows the vacant lot where the town houses now stand. (Grant Mudford and Daniel Solomon/Solomon Architecture and Urban Design)</w:t>
+        <w:t>Photos: Jack Nicklaus; The Aspen Glen golf course in Carbondale, Colo., is one of many new courses that have altered the landscape of the Colorado mountains in recent years. The course was designed by Jack Nicklaus and his son. (Photographs by Kevin Moloney for The New York Times)</w:t>
       </w:r>
     </w:p>
     <w:sectPr>

--- a/example_articles/states/Colorado/1.states_Colorado_New_York_Times.docx
+++ b/example_articles/states/Colorado/1.states_Colorado_New_York_Times.docx
@@ -7,7 +7,9 @@
         <w:pStyle w:val="Heading1"/>
       </w:pPr>
       <w:r>
-        <w:t>Golf Is Carving a Place in Colorado's Ski Country</w:t>
+        <w:t>FOCUS: Denver;</w:t>
+        <w:br/>
+        <w:t>Stylish Inner-City Shopping</w:t>
       </w:r>
     </w:p>
     <w:p>
@@ -17,17 +19,17 @@
     </w:p>
     <w:p>
       <w:r>
-        <w:t>Date: 1997-10-12</w:t>
+        <w:t>Date: 1986-10-19</w:t>
       </w:r>
     </w:p>
     <w:p>
       <w:r>
-        <w:t>Section: Section 1;; Section 1; Page 16; Column 1; National Desk; Column 1;</w:t>
+        <w:t>Section: Section 8; Page 1, Column 1; Real Estate Desk</w:t>
       </w:r>
     </w:p>
     <w:p>
       <w:r>
-        <w:t>Source file: NYT/46.DOCX</w:t>
+        <w:t>Source file: NYT/47.DOCX</w:t>
       </w:r>
     </w:p>
     <w:p>
@@ -49,63 +51,47 @@
     </w:p>
     <w:p>
       <w:r>
-        <w:t>With a perfect swing, Jack Nicklaus recently sent a golf ball arcing through the thin mountain air, past a sylvan backdrop of golden aspen leaves, a languid trout stream and the granite mass of Mount Sipris.</w:t>
+        <w:t>LIKE a stage set rising amid boarded-up warehouses and weed-covered lots, the $450 million Broadway Plaza development appears, at first glance, too good to be true. But in the land of ''Dynasty,'' even the most outrageous dreams can come true.</w:t>
         <w:br/>
-        <w:t>"When I first came up here, in 1975, there was basically one public golf course in the Vail valley and another in this valley," said Mr. Nicklaus, the golf professional and golf-course architect, after inaugurating Aspen Glen, a course in the Aspen valley. "Now I have two in each valley."</w:t>
+        <w:t>The elegantly executed, art-studded retail, showroom and office project is rejuvenating a neighborhood that had fallen on hard times despite its strategic position between two interchanges of the I-25 freeway that leads into the downtown section two miles to the north. Two years ago, plagued by several incidents of arson, Montgomery Ward, the sole department store in the area, gave up and closed the eight-story outlet it had operated for 56 years.</w:t>
         <w:br/>
-        <w:t>In Colorado's high country, golf is experiencing in the 1990's the kind of explosive growth that skiing had in the 1960's. Though no new ski areas have opened in Colorado since 1982, the number of golf courses in the Vail and Aspen valleys has quadrupled, to 20 from 5. Along Aspen's 42-mile-long river valley, golf courses are opening at the rate of one a year.</w:t>
+        <w:t>The Ward Building and the adjoining 55 acres were bought by Realities Inc., a development company formed in 1976. It is jointly owned by Allan S. Reiver, a 43-year-old Denver lawyer-turned-developer who got his start with two smaller redevelopments on the opposite end of the city, and Robert O. Anderson, former chairman of the Atlantic Richfield Company.</w:t>
         <w:br/>
-        <w:t>Critics say this march of the golf courses is accentuating class divisions. As real estate prices soar, workers face longer and longer commutes to jobs in the gold-plated resort towns. In addition, most of the new courses are private, doing little to lure vacationers who could help the ski-town hotels fill rooms in the summer and fall.</w:t>
+        <w:t>Mr. Reiver's grand plan was to carve out a luxury shopping and office complex from the existing warehouses and install tenants with not only national, but international name recognition. A month ago, the $28 million International Collection within the Plaza opened with boutiques representing such stars of European couture as Laurent/Rive Gauche, Krizia and Jean Louis Scherrer. Next July, Printemps, the Paris department store, will open its first American branch at Broadway Plaza.</w:t>
         <w:br/>
-        <w:t>But with private golf clubs charging initiation fees of up to $100,000 and greens fees as high as $195 a round, the demand for memberships has led developers to plan a total of 10 more private courses in both valleys in the next decade.</w:t>
+        <w:t>Beyond the open-air promenade of boutiques, an 85-foot-high canary-yellow ''articulated wall'' by Herbert Bayer, the Bauhaus sculptor, is reflected in the vaulted glass entrance to the Plaza's $24 million design center, which opened last year with such tenants as V'Soske Carpets, Jack Lenor Larsen and Payne Fabrics.</w:t>
         <w:br/>
-        <w:t>Only 2 of Vail valley's 11 courses are open to the public. The rest are private centerpieces of luxury second-home developments like Aspen Glen, a former 964-acre cattle ranch where empty quarter-acre lots on the Roaring Fork River sell for $575,000.</w:t>
+        <w:t>Across a tree-lined promenade is the old J-shaped Ward Building, rechristened the Atrium and undergoing renovation. It will be topped by an immense greenhouse roof and contain offices and a ground-floor Rolls-Royce dealership that will make use of Ward's old automotive repair center. A hotel and an athletic club are on the drawing boards.</w:t>
         <w:br/>
-        <w:t>"There are days when we will turn away more golfers than we will take in," said Ken Everett, director of the Snowmass Lodge and Club, a public course near here.</w:t>
+        <w:t>If Broadway Plaza prospers, Mr. Reiver envisions redeveloping another tract, a 13-block, 125-acre area, over the next 10 to 20 years for an estimated $1.5 billion.</w:t>
         <w:br/>
-        <w:t>In addition to trying to balance summer-winter resort economies, the mountain golfing boom has been attributed to the aging of baby boomers, the longer golfing seasons in the mountains and the fact that golf balls travel about 12 percent farther at 6,000 feet than at sea level.</w:t>
+        <w:t xml:space="preserve"> </w:t>
         <w:br/>
-        <w:t>In the old days, the 1970's, golfing seasons ran from Memorial Day to early October, and the courses were mostly at the bases of ski areas like Aspen, Copper, Keystone and Vail.</w:t>
+        <w:t>''W</w:t>
         <w:br/>
-        <w:t>But the new courses are being built in the "banana belts" -- the valley areas that are often 1,500 feet lower than the ski towns. The dream of Colorado's amateur athletes -- ski in the morning, golf in the afternoon -- is now a springtime reality in the Rockies.</w:t>
+        <w:t>HAT Allan Reiver has done is fascinating,'' said Mayor Federico Pena, a staunch advocate of luring retail development into the inner city. ''Allan has always been on the cutting edge of development in this city. It takes someone like Allan to go into a depressed area and transform it.''</w:t>
         <w:br/>
-        <w:t>"We are almost 100 days longer in terms of golfable days than they are at the Vail golf courses," said Fred Kummer, who is planning a development with 36 holes of golf about 40 minutes west of Vail. "The lower we get in elevation, the longer the seasons we can have."</w:t>
+        <w:t>Broadway Plaza differs in two respects from other recent renovations in this city's mixed working-class residential and industrial core: It is beyond walking distance of the downtown 16th Street pedestrian mall, and it is unabashedly intended for affluent consumers. ''Yes, we are serving the 'Dynasty' crowd,'' said Katy Kadar, who directs Broadway Plaza's specialty-store segment, ''but we are also after that second level of clientele that is better educated, selective, and buys clothing for longevity, just as it buys sturdy BMW's.''</w:t>
         <w:br/>
-        <w:t>The experience of Mr. Kummer, the owner of Colorado's largest hotel, the Adam's Mark of Denver, is an example of Colorado's gradual shift in resort development to golf from skiing.</w:t>
+        <w:t>Capturing those upscale buyers with large discretionary incomes has long been an elusive dream of local developers. Denver does not have a branch store of a nationally known high-end retailer such as Bergdorf Goodman, Saks Fifth Avenue, I. Magnin or Neiman-Marcus.</w:t>
         <w:br/>
-        <w:t>Almost 30 years ago, he started petitioning the Forest Service for a permit to build a ski area on Federal land adjoining 5,000 acres he owned. Although the permit was issued in 1981, wrangling with environmentalists and having to get more government approvals delayed the project until Mr. Kummer finally gave up last May.</w:t>
+        <w:t>Earlier this year, Neiman-Marcus announced it was withdrawing from a proposed mall in the affluent Cherry Creek area, three miles southeast of downtown. Negotiations with Saks, the second possible anchor tenant in the mall, are continuing.</w:t>
         <w:br/>
-        <w:t>Now, building only on his own land, Mr. Kummer said he hoped to start construction in a year on a development with three golf courses, a 125-room hotel and 1,270 houses.</w:t>
+        <w:t>Since the boom years of 1980-81, various developers have tried to lure national retailers into the growing suburbs to the south and east, only to be rebuffed. There are several reasons for such skittishness.</w:t>
         <w:br/>
-        <w:t>"The difference is that the golf courses are all built on private land," Mr. Kummer said of the boom in the number of courses. In Colorado, almost all ski areas are built on Forest Service land. Though no new ski areas have opened in Colorado in the last 15 years, the acreage of ski slopes increased by 43 percent and the number of days spent skiing in the state increased by 56 percent.</w:t>
+        <w:t>''Denver has two rings of shopping centers competing against each other,'' the Mayor said, ''the older, closed-in malls like Villa Italia and the brand-new ones like Southwest Plaza.''</w:t>
         <w:br/>
-        <w:t>Colorado's rush to the greens can be seen in Carbondale, once a gritty coal miner's town, 30 miles from Aspen.</w:t>
+        <w:t>''Denver has the highest amount of retail space per capita in the nation, but all the stores are the same,'' said Frank Ball, president of Realities' retail division. He and his wife, Ann, were executives in Neiman-Marcus in Dallas before being hired away two months ago.</w:t>
         <w:br/>
-        <w:t>"In two months, we sold 36 lots, with only 10 left to go," said David A. Burden, president of The Melrose Company/West, the developer of Aspen Glen. When completed, the community will hold 630 luxury homes.</w:t>
+        <w:t>''Every location that has been proposed up to now precluded some segment of the shopping public,'' Mr. Reiver said. ''A store in Cherry Creek or on the 16th Street mall would draw inner-city residents. A store in a suburb would draw suburban customers. Our location at the foot of Interstate 25, near downtown but on the way to the suburbs, is for all of metropolitan Denver.'' THE Pena administration has tried aggressively to get out-of-town retailers to set up shop in the 16th Street mall. A $60 million shopping arcade has been proposed for a two-block underdeveloped area of the mall, and sales-tax revenue collected from the project would be plowed back into it in a tax-increment financing scheme approved by the State Legislature.</w:t>
         <w:br/>
-        <w:t>Charles L. Cunniffe, the lead architect for houses in Aspen Glen, said of the buyers: "They are coming from everywhere. England, Belgium, across the United States."</w:t>
+        <w:t>In addition, the Mayor has succeeded in downscaling or postponing retail development that his administration considers threatening to the health of the downtown retailing. The proposed Cherry Creek Mall, across the street from the Denver Country Club, has been scaled down from four anchor tenants to two.</w:t>
         <w:br/>
-        <w:t>As a reflection of how the Colorado Rockies are now part of the world economy, the initiation fees charged by some private golf clubs are more than double the fees charged by the Denver Country Club, the most exclusive golf club in the state's largest city.</w:t>
+        <w:t>And on the city's southeastern flank, near the Denver Technological Center - a complex with skyscrapers that rival those of the downtown area - the proposed Galleria, modeled on a development in Houston, will not open until 1991.</w:t>
         <w:br/>
-        <w:t>"The market is there," said Richard A. Kirk, president of the Denver Country Club. "They can charge that amount." A weekend resident of Carbondale, Mr. Kirk owns a lot at Aspen Glen.</w:t>
+        <w:t>''This agreement gives us a five-year window to get a major retailer downtown,'' said the Mayor, who sees Broadway Plaza as an ''extension of downtown.''</w:t>
         <w:br/>
-        <w:t>But the exclusivity bothers some Coloradans.</w:t>
-        <w:br/>
-        <w:t>"The average family does not have access, so we only mention golf in passing in our summer marketing," said M. Ross Boyle, chairman of the Vail Valley Marketing Board, a regional promotional group.</w:t>
-        <w:br/>
-        <w:t>More public golf courses should be the next step in the Rockies, argued Warren Simmons, executive director of the Colorado Golf Association, a private group that represents state golfers and golf courses.</w:t>
-        <w:br/>
-        <w:t>"We don't necessarily need to build these heroic monuments to the golf architects," Mr. Simmons said. "They probably have pretty well tapped the existing high rollers. Affordable golf in the mountains need not be an oxymoron."</w:t>
-        <w:br/>
-        <w:t>Another line of criticism comes from residents who say that the hundreds of millions of dollars being funneled into gated golf-course developments are widening income disparities.</w:t>
-        <w:br/>
-        <w:t>In Carbondale, once considered a working-class satellite of Aspen, the average price of a single-family home has jumped to $220,000 from $90,000 in a decade. When Aspen Glen and a second golf community here, Roaring Fork, are completed, they will add about 1,250 houses with an average price of nearly $1 million to this town of 3,500 people. In addition, the communities will contain about 65 houses for lower- and middle-income families.</w:t>
-        <w:br/>
-        <w:t>"Wages are not keeping up with living costs," said Mike Chamness, a Carbondale bartender and artist who is also chairman of the Green Party of Colorado. "What we need around here is more employee housing, more affordable housing in general."</w:t>
-        <w:br/>
-        <w:t>But as developers scout nearby mesas for more golf courses, they seem confident that the nation's demographics are on their side. Members of the baby boom, a generation of unprecedented affluence, are moving through middle age.</w:t>
-        <w:br/>
-        <w:t>Still spry after 18 holes of golf at 6,200 feet, Mr. Nicklaus, 57, expressed his generation's growing wariness of skiing: "I can't afford to be laid up for six months. I don't want to break bones."</w:t>
+        <w:t>But the state of the national economy, and especially of the oil and gas industry, will also shape this city's retail future. Both the office and retail markets have suffered under the impact of the depressed energy industry. Beau Monde, a small, exclusive shopping mall in the southeast suburbs, went into recevership two months ago, and Neusteters, the high-fashion department store here since the turn of the century, closed its last remaining branch a month ago.</w:t>
         <w:br/>
         <w:br/>
         <w:t>Graphic</w:t>
@@ -113,7 +99,7 @@
         <w:br/>
         <w:t xml:space="preserve"> </w:t>
         <w:br/>
-        <w:t>Photos: Jack Nicklaus; The Aspen Glen golf course in Carbondale, Colo., is one of many new courses that have altered the landscape of the Colorado mountains in recent years. The course was designed by Jack Nicklaus and his son. (Photographs by Kevin Moloney for The New York Times)</w:t>
+        <w:t>Photo of former Montgomery Ward store</w:t>
       </w:r>
     </w:p>
     <w:sectPr>
